--- a/docs/Windy1Menus.docx
+++ b/docs/Windy1Menus.docx
@@ -6,38 +6,92 @@
       <w:pPr>
         <w:rPr>
           <w:b/>
-          <w:u w:val="single"/>
         </w:rPr>
       </w:pPr>
       <w:r>
         <w:rPr>
           <w:b/>
-          <w:u w:val="single"/>
-        </w:rPr>
-        <w:t>Current Patch:  &lt;patch number&gt;</w:t>
-      </w:r>
-      <w:r>
-        <w:rPr>
-          <w:b/>
-          <w:u w:val="single"/>
-        </w:rPr>
-        <w:br/>
-        <w:t>&lt;patch name&gt;</w:t>
+        </w:rPr>
+        <w:t>In general, rotate the bottom knob to selects (highlight) things and top knob to changes values.</w:t>
+      </w:r>
+      <w:r>
+        <w:rPr>
+          <w:b/>
+        </w:rPr>
+        <w:br/>
+        <w:t>Press the bottom knob to enter a menu or perform the action highlighted. Press the top knob to go back or exit without changing something.</w:t>
+      </w:r>
+      <w:r>
+        <w:rPr>
+          <w:b/>
+        </w:rPr>
+        <w:br/>
       </w:r>
     </w:p>
     <w:p>
       <w:pPr>
         <w:rPr>
           <w:b/>
-          <w:u w:val="single"/>
         </w:rPr>
       </w:pPr>
       <w:r>
         <w:rPr>
           <w:b/>
-          <w:u w:val="single"/>
-        </w:rPr>
-        <w:t>Volume:     0-100 in steps of 4</w:t>
+        </w:rPr>
+        <w:t xml:space="preserve">Changes to the Current Patch, Volume, </w:t>
+      </w:r>
+      <w:proofErr w:type="spellStart"/>
+      <w:r>
+        <w:rPr>
+          <w:b/>
+        </w:rPr>
+        <w:t>FxSource</w:t>
+      </w:r>
+      <w:proofErr w:type="spellEnd"/>
+      <w:r>
+        <w:rPr>
+          <w:b/>
+        </w:rPr>
+        <w:t>, System Menu items or Calibration Menu items, will get written to non-volatile memory after a few seconds, so the next time you power on the synth it will be in the same state it was when you powered off.</w:t>
+      </w:r>
+      <w:r>
+        <w:rPr>
+          <w:b/>
+        </w:rPr>
+        <w:br/>
+      </w:r>
+      <w:r>
+        <w:rPr>
+          <w:b/>
+        </w:rPr>
+        <w:br/>
+        <w:t>Changing the Patch parameter</w:t>
+      </w:r>
+      <w:r>
+        <w:rPr>
+          <w:b/>
+        </w:rPr>
+        <w:t>s</w:t>
+      </w:r>
+      <w:r>
+        <w:rPr>
+          <w:b/>
+        </w:rPr>
+        <w:t xml:space="preserve"> values will stay active until you change the Current Patch, unless you make the change permanent by executing </w:t>
+      </w:r>
+      <w:proofErr w:type="spellStart"/>
+      <w:r>
+        <w:rPr>
+          <w:b/>
+        </w:rPr>
+        <w:t>PatchPaste</w:t>
+      </w:r>
+      <w:proofErr w:type="spellEnd"/>
+      <w:r>
+        <w:rPr>
+          <w:b/>
+        </w:rPr>
+        <w:t xml:space="preserve"> before changing the Current Patch.</w:t>
       </w:r>
     </w:p>
     <w:p>
@@ -47,21 +101,27 @@
           <w:u w:val="single"/>
         </w:rPr>
       </w:pPr>
-      <w:proofErr w:type="spellStart"/>
-      <w:r>
-        <w:rPr>
-          <w:b/>
-          <w:u w:val="single"/>
-        </w:rPr>
-        <w:t>PatchPaste</w:t>
-      </w:r>
-      <w:proofErr w:type="spellEnd"/>
-      <w:r>
-        <w:rPr>
-          <w:b/>
-          <w:u w:val="single"/>
-        </w:rPr>
-        <w:t>…</w:t>
+      <w:r>
+        <w:rPr>
+          <w:b/>
+          <w:u w:val="single"/>
+        </w:rPr>
+        <w:br/>
+      </w:r>
+      <w:r>
+        <w:rPr>
+          <w:b/>
+          <w:u w:val="single"/>
+        </w:rPr>
+        <w:t>Current Patch:  &lt;patch number&gt;</w:t>
+      </w:r>
+      <w:r>
+        <w:rPr>
+          <w:b/>
+          <w:u w:val="single"/>
+        </w:rPr>
+        <w:br/>
+        <w:t>&lt;patch name&gt;</w:t>
       </w:r>
     </w:p>
     <w:p>
@@ -71,21 +131,12 @@
           <w:u w:val="single"/>
         </w:rPr>
       </w:pPr>
-      <w:proofErr w:type="spellStart"/>
-      <w:r>
-        <w:rPr>
-          <w:b/>
-          <w:u w:val="single"/>
-        </w:rPr>
-        <w:t>PatchSwap</w:t>
-      </w:r>
-      <w:proofErr w:type="spellEnd"/>
-      <w:r>
-        <w:rPr>
-          <w:b/>
-          <w:u w:val="single"/>
-        </w:rPr>
-        <w:t>…</w:t>
+      <w:r>
+        <w:rPr>
+          <w:b/>
+          <w:u w:val="single"/>
+        </w:rPr>
+        <w:t>Volume:     0-100 in steps of 4</w:t>
       </w:r>
     </w:p>
     <w:p>
@@ -96,22 +147,167 @@
         </w:rPr>
       </w:pPr>
       <w:proofErr w:type="spellStart"/>
-      <w:proofErr w:type="gramStart"/>
-      <w:r>
-        <w:rPr>
-          <w:b/>
-          <w:u w:val="single"/>
-        </w:rPr>
-        <w:t>Fx</w:t>
-      </w:r>
-      <w:proofErr w:type="spellEnd"/>
-      <w:proofErr w:type="gramEnd"/>
+      <w:r>
+        <w:rPr>
+          <w:b/>
+          <w:u w:val="single"/>
+        </w:rPr>
+        <w:t>PatchPaste</w:t>
+      </w:r>
+      <w:proofErr w:type="spellEnd"/>
       <w:r>
         <w:rPr>
           <w:b/>
           <w:u w:val="single"/>
         </w:rPr>
         <w:t>…</w:t>
+      </w:r>
+      <w:r>
+        <w:rPr>
+          <w:b/>
+          <w:u w:val="single"/>
+        </w:rPr>
+        <w:br/>
+      </w:r>
+      <w:r>
+        <w:rPr>
+          <w:b/>
+        </w:rPr>
+        <w:tab/>
+      </w:r>
+      <w:r>
+        <w:rPr>
+          <w:b/>
+        </w:rPr>
+        <w:t>Exit w/o pasting</w:t>
+      </w:r>
+      <w:r>
+        <w:rPr>
+          <w:b/>
+        </w:rPr>
+        <w:br/>
+      </w:r>
+      <w:r>
+        <w:rPr>
+          <w:b/>
+        </w:rPr>
+        <w:tab/>
+      </w:r>
+      <w:r>
+        <w:rPr>
+          <w:b/>
+        </w:rPr>
+        <w:t xml:space="preserve">Destination: &lt;destination patch </w:t>
+      </w:r>
+      <w:proofErr w:type="spellStart"/>
+      <w:r>
+        <w:rPr>
+          <w:b/>
+        </w:rPr>
+        <w:t>numbe</w:t>
+      </w:r>
+      <w:proofErr w:type="spellEnd"/>
+      <w:r>
+        <w:rPr>
+          <w:b/>
+        </w:rPr>
+        <w:t>&gt; change destination</w:t>
+      </w:r>
+      <w:r>
+        <w:rPr>
+          <w:b/>
+        </w:rPr>
+        <w:br/>
+      </w:r>
+      <w:r>
+        <w:rPr>
+          <w:b/>
+        </w:rPr>
+        <w:tab/>
+      </w:r>
+      <w:r>
+        <w:rPr>
+          <w:b/>
+        </w:rPr>
+        <w:t>&lt;destination’s current patch name&gt;</w:t>
+      </w:r>
+      <w:r>
+        <w:rPr>
+          <w:b/>
+        </w:rPr>
+        <w:t xml:space="preserve"> </w:t>
+      </w:r>
+      <w:r>
+        <w:rPr>
+          <w:b/>
+        </w:rPr>
+        <w:t>P</w:t>
+      </w:r>
+      <w:r>
+        <w:rPr>
+          <w:b/>
+        </w:rPr>
+        <w:t>ress bot knob to</w:t>
+      </w:r>
+      <w:r>
+        <w:rPr>
+          <w:b/>
+        </w:rPr>
+        <w:t xml:space="preserve"> edit destination name</w:t>
+      </w:r>
+      <w:r>
+        <w:rPr>
+          <w:b/>
+        </w:rPr>
+        <w:t>. Move cursor with bot knob</w:t>
+      </w:r>
+      <w:r>
+        <w:rPr>
+          <w:b/>
+        </w:rPr>
+        <w:t>. Change</w:t>
+      </w:r>
+      <w:r>
+        <w:rPr>
+          <w:b/>
+        </w:rPr>
+        <w:t xml:space="preserve"> character with top knob. Must put spaces (between ‘/’ and ‘A’) at end to shorten a name</w:t>
+      </w:r>
+      <w:r>
+        <w:rPr>
+          <w:b/>
+        </w:rPr>
+        <w:t>. P</w:t>
+      </w:r>
+      <w:r>
+        <w:rPr>
+          <w:b/>
+        </w:rPr>
+        <w:t>ress bot knob to keep new name or top knob to abort name change.</w:t>
+      </w:r>
+      <w:r>
+        <w:rPr>
+          <w:b/>
+        </w:rPr>
+        <w:br/>
+      </w:r>
+      <w:r>
+        <w:rPr>
+          <w:b/>
+        </w:rPr>
+        <w:tab/>
+      </w:r>
+      <w:r>
+        <w:rPr>
+          <w:b/>
+        </w:rPr>
+        <w:t>PASTE</w:t>
+      </w:r>
+      <w:r>
+        <w:rPr>
+          <w:b/>
+        </w:rPr>
+        <w:t xml:space="preserve"> writes patch to the destination with the destination’s current patch name</w:t>
       </w:r>
     </w:p>
     <w:p>
@@ -121,158 +317,1236 @@
           <w:u w:val="single"/>
         </w:rPr>
       </w:pPr>
-      <w:r>
-        <w:rPr>
-          <w:b/>
-          <w:u w:val="single"/>
-        </w:rPr>
-        <w:t>Osc1…</w:t>
+      <w:proofErr w:type="spellStart"/>
+      <w:r>
+        <w:rPr>
+          <w:b/>
+          <w:u w:val="single"/>
+        </w:rPr>
+        <w:t>PatchSwap</w:t>
+      </w:r>
+      <w:proofErr w:type="spellEnd"/>
+      <w:r>
+        <w:rPr>
+          <w:b/>
+          <w:u w:val="single"/>
+        </w:rPr>
+        <w:t>…</w:t>
+      </w:r>
+      <w:r>
+        <w:rPr>
+          <w:b/>
+          <w:u w:val="single"/>
+        </w:rPr>
+        <w:br/>
+      </w:r>
+      <w:r>
+        <w:rPr>
+          <w:b/>
+        </w:rPr>
+        <w:t xml:space="preserve">Same as </w:t>
+      </w:r>
+      <w:proofErr w:type="spellStart"/>
+      <w:r>
+        <w:rPr>
+          <w:b/>
+        </w:rPr>
+        <w:t>PatchPaste</w:t>
+      </w:r>
+      <w:proofErr w:type="spellEnd"/>
+      <w:r>
+        <w:rPr>
+          <w:b/>
+        </w:rPr>
+        <w:t xml:space="preserve">, but the patch in destination gets moved to source </w:t>
+      </w:r>
+      <w:proofErr w:type="gramStart"/>
+      <w:r>
+        <w:rPr>
+          <w:b/>
+        </w:rPr>
+        <w:t>location</w:t>
+      </w:r>
+      <w:proofErr w:type="gramEnd"/>
+      <w:r>
+        <w:rPr>
+          <w:b/>
+        </w:rPr>
+        <w:br/>
+      </w:r>
+      <w:r>
+        <w:rPr>
+          <w:b/>
+          <w:highlight w:val="yellow"/>
+        </w:rPr>
+        <w:t xml:space="preserve">(NOTE: </w:t>
+      </w:r>
+      <w:proofErr w:type="spellStart"/>
+      <w:r>
+        <w:rPr>
+          <w:b/>
+          <w:highlight w:val="yellow"/>
+        </w:rPr>
+        <w:t>PatchSwap</w:t>
+      </w:r>
+      <w:proofErr w:type="spellEnd"/>
+      <w:r>
+        <w:rPr>
+          <w:b/>
+          <w:highlight w:val="yellow"/>
+        </w:rPr>
+        <w:t xml:space="preserve"> is not working </w:t>
+      </w:r>
+      <w:r>
+        <w:rPr>
+          <w:b/>
+          <w:highlight w:val="yellow"/>
+        </w:rPr>
+        <w:t>as of v.0.2.8</w:t>
+      </w:r>
+      <w:r>
+        <w:rPr>
+          <w:b/>
+          <w:highlight w:val="yellow"/>
+        </w:rPr>
+        <w:t>)</w:t>
       </w:r>
     </w:p>
     <w:p>
       <w:pPr>
         <w:rPr>
           <w:b/>
-          <w:u w:val="single"/>
         </w:rPr>
       </w:pPr>
-      <w:r>
-        <w:rPr>
-          <w:b/>
-          <w:u w:val="single"/>
-        </w:rPr>
-        <w:t>Osc2…</w:t>
-      </w:r>
-    </w:p>
-    <w:p>
-      <w:r>
-        <w:rPr>
-          <w:b/>
-          <w:u w:val="single"/>
-        </w:rPr>
-        <w:t>OscFilt1</w:t>
-      </w:r>
-      <w:r>
+      <w:proofErr w:type="spellStart"/>
+      <w:proofErr w:type="gramStart"/>
+      <w:r>
+        <w:rPr>
+          <w:b/>
+          <w:u w:val="single"/>
+        </w:rPr>
+        <w:t>Fx</w:t>
+      </w:r>
+      <w:proofErr w:type="spellEnd"/>
+      <w:proofErr w:type="gramEnd"/>
+      <w:r>
+        <w:rPr>
+          <w:b/>
+          <w:u w:val="single"/>
+        </w:rPr>
         <w:t>…</w:t>
       </w:r>
-    </w:p>
-    <w:p>
-      <w:r>
-        <w:rPr>
-          <w:b/>
-          <w:u w:val="single"/>
-        </w:rPr>
-        <w:t>OscFilt2</w:t>
-      </w:r>
-      <w:r>
-        <w:t>…</w:t>
-      </w:r>
-    </w:p>
-    <w:p>
-      <w:r>
-        <w:rPr>
-          <w:b/>
-          <w:u w:val="single"/>
-        </w:rPr>
-        <w:t>NoiseFilt1</w:t>
-      </w:r>
-      <w:r>
-        <w:t>…</w:t>
-      </w:r>
-    </w:p>
-    <w:p>
-      <w:r>
-        <w:rPr>
-          <w:b/>
-          <w:u w:val="single"/>
-        </w:rPr>
-        <w:t>NoiseFilt2</w:t>
-      </w:r>
-      <w:r>
-        <w:t>…</w:t>
-      </w:r>
-    </w:p>
-    <w:p>
-      <w:r>
-        <w:rPr>
-          <w:b/>
-          <w:u w:val="single"/>
-        </w:rPr>
-        <w:t>Noise</w:t>
-      </w:r>
-      <w:r>
-        <w:t>...</w:t>
-      </w:r>
-    </w:p>
-    <w:p>
-      <w:r>
-        <w:rPr>
-          <w:b/>
-          <w:u w:val="single"/>
-        </w:rPr>
-        <w:t>Formant</w:t>
-      </w:r>
-      <w:r>
+      <w:r>
+        <w:rPr>
+          <w:b/>
+          <w:u w:val="single"/>
+        </w:rPr>
+        <w:br/>
+      </w:r>
+      <w:r>
+        <w:rPr>
+          <w:b/>
+        </w:rPr>
+        <w:tab/>
+        <w:t>Back</w:t>
+      </w:r>
+      <w:r>
+        <w:rPr>
+          <w:b/>
+        </w:rPr>
+        <w:br/>
+      </w:r>
+      <w:r>
+        <w:rPr>
+          <w:b/>
+        </w:rPr>
+        <w:tab/>
+      </w:r>
+      <w:proofErr w:type="spellStart"/>
+      <w:r>
+        <w:rPr>
+          <w:b/>
+        </w:rPr>
+        <w:t>FXSource</w:t>
+      </w:r>
+      <w:proofErr w:type="spellEnd"/>
+      <w:r>
+        <w:rPr>
+          <w:b/>
+        </w:rPr>
+        <w:t>:  Patch or Global</w:t>
+      </w:r>
+      <w:r>
+        <w:rPr>
+          <w:b/>
+        </w:rPr>
+        <w:t xml:space="preserve"> (</w:t>
+      </w:r>
+      <w:r>
+        <w:rPr>
+          <w:b/>
+          <w:highlight w:val="yellow"/>
+        </w:rPr>
+        <w:t>NOTE: can’t adjust global (v.0.2.8) except by “</w:t>
+      </w:r>
+      <w:proofErr w:type="spellStart"/>
+      <w:r>
+        <w:rPr>
+          <w:b/>
+          <w:highlight w:val="yellow"/>
+        </w:rPr>
+        <w:t>SaveGlobalFx</w:t>
+      </w:r>
+      <w:proofErr w:type="spellEnd"/>
+      <w:r>
+        <w:rPr>
+          <w:b/>
+          <w:highlight w:val="yellow"/>
+        </w:rPr>
+        <w:t>”</w:t>
+      </w:r>
+      <w:r>
+        <w:rPr>
+          <w:b/>
+        </w:rPr>
+        <w:t>).</w:t>
+      </w:r>
+      <w:r>
+        <w:rPr>
+          <w:b/>
+        </w:rPr>
+        <w:br/>
+      </w:r>
+      <w:r>
+        <w:rPr>
+          <w:b/>
+        </w:rPr>
+        <w:tab/>
+      </w:r>
+      <w:proofErr w:type="spellStart"/>
+      <w:r>
+        <w:rPr>
+          <w:b/>
+        </w:rPr>
+        <w:t>SaveGlobalFx</w:t>
+      </w:r>
+      <w:proofErr w:type="spellEnd"/>
+      <w:r>
+        <w:rPr>
+          <w:b/>
+        </w:rPr>
         <w:t xml:space="preserve">: </w:t>
       </w:r>
-      <w:proofErr w:type="spellStart"/>
-      <w:r>
-        <w:t>Off</w:t>
-      </w:r>
+      <w:r>
+        <w:rPr>
+          <w:b/>
+        </w:rPr>
+        <w:br/>
+      </w:r>
+      <w:r>
+        <w:rPr>
+          <w:b/>
+        </w:rPr>
+        <w:tab/>
+      </w:r>
+      <w:r>
+        <w:rPr>
+          <w:b/>
+        </w:rPr>
+        <w:tab/>
+        <w:t>Exit w/o save</w:t>
+      </w:r>
+      <w:r>
+        <w:rPr>
+          <w:b/>
+        </w:rPr>
+        <w:br/>
+      </w:r>
+      <w:r>
+        <w:rPr>
+          <w:b/>
+        </w:rPr>
+        <w:tab/>
+      </w:r>
+      <w:r>
+        <w:rPr>
+          <w:b/>
+        </w:rPr>
+        <w:tab/>
+      </w:r>
+      <w:proofErr w:type="spellStart"/>
+      <w:r>
+        <w:rPr>
+          <w:b/>
+        </w:rPr>
+        <w:t>Save</w:t>
+      </w:r>
+      <w:proofErr w:type="spellEnd"/>
+      <w:r>
+        <w:rPr>
+          <w:b/>
+        </w:rPr>
+        <w:t xml:space="preserve"> saves current patch </w:t>
+      </w:r>
+      <w:proofErr w:type="spellStart"/>
       <w:proofErr w:type="gramStart"/>
       <w:r>
-        <w:t>,Woodwind</w:t>
+        <w:rPr>
+          <w:b/>
+        </w:rPr>
+        <w:t>Fx</w:t>
       </w:r>
       <w:proofErr w:type="spellEnd"/>
       <w:proofErr w:type="gramEnd"/>
       <w:r>
-        <w:t>, String (not implemented)</w:t>
-      </w:r>
-    </w:p>
-    <w:p>
-      <w:proofErr w:type="spellStart"/>
-      <w:r>
-        <w:rPr>
-          <w:b/>
-          <w:u w:val="single"/>
-        </w:rPr>
-        <w:t>PatchAmp</w:t>
-      </w:r>
-      <w:proofErr w:type="spellEnd"/>
-      <w:r>
+        <w:rPr>
+          <w:b/>
+        </w:rPr>
+        <w:t xml:space="preserve"> to global</w:t>
+      </w:r>
+      <w:r>
+        <w:rPr>
+          <w:b/>
+        </w:rPr>
+        <w:t xml:space="preserve"> </w:t>
+      </w:r>
+      <w:proofErr w:type="spellStart"/>
+      <w:r>
+        <w:rPr>
+          <w:b/>
+        </w:rPr>
+        <w:t>Fx</w:t>
+      </w:r>
+      <w:bookmarkStart w:id="0" w:name="_GoBack"/>
+      <w:bookmarkEnd w:id="0"/>
+      <w:proofErr w:type="spellEnd"/>
+      <w:r>
+        <w:rPr>
+          <w:b/>
+        </w:rPr>
+        <w:t xml:space="preserve"> storage.</w:t>
+      </w:r>
+      <w:r>
+        <w:rPr>
+          <w:b/>
+        </w:rPr>
+        <w:br/>
+      </w:r>
+      <w:r>
+        <w:rPr>
+          <w:b/>
+        </w:rPr>
+        <w:tab/>
+      </w:r>
+      <w:proofErr w:type="spellStart"/>
+      <w:r>
+        <w:rPr>
+          <w:b/>
+        </w:rPr>
+        <w:t>DelayLevel</w:t>
+      </w:r>
+      <w:proofErr w:type="spellEnd"/>
+      <w:r>
+        <w:rPr>
+          <w:b/>
+        </w:rPr>
         <w:t>: 0-127</w:t>
       </w:r>
-    </w:p>
-    <w:p>
-      <w:proofErr w:type="spellStart"/>
-      <w:r>
-        <w:rPr>
-          <w:b/>
-          <w:u w:val="single"/>
-        </w:rPr>
-        <w:t>PatchCommon</w:t>
-      </w:r>
-      <w:proofErr w:type="spellEnd"/>
-      <w:r>
-        <w:t>…</w:t>
+      <w:r>
+        <w:rPr>
+          <w:b/>
+        </w:rPr>
+        <w:br/>
+      </w:r>
+      <w:r>
+        <w:rPr>
+          <w:b/>
+        </w:rPr>
+        <w:tab/>
+      </w:r>
+      <w:proofErr w:type="spellStart"/>
+      <w:r>
+        <w:rPr>
+          <w:b/>
+        </w:rPr>
+        <w:t>DelayTime</w:t>
+      </w:r>
+      <w:proofErr w:type="spellEnd"/>
+      <w:r>
+        <w:rPr>
+          <w:b/>
+        </w:rPr>
+        <w:t>: 0000-1270 (</w:t>
+      </w:r>
+      <w:proofErr w:type="spellStart"/>
+      <w:r>
+        <w:rPr>
+          <w:b/>
+        </w:rPr>
+        <w:t>mS</w:t>
+      </w:r>
+      <w:proofErr w:type="spellEnd"/>
+      <w:r>
+        <w:rPr>
+          <w:b/>
+        </w:rPr>
+        <w:t>) in steps of 10</w:t>
+      </w:r>
+      <w:r>
+        <w:rPr>
+          <w:b/>
+        </w:rPr>
+        <w:br/>
+      </w:r>
+      <w:r>
+        <w:rPr>
+          <w:b/>
+        </w:rPr>
+        <w:tab/>
+      </w:r>
+      <w:proofErr w:type="spellStart"/>
+      <w:r>
+        <w:rPr>
+          <w:b/>
+        </w:rPr>
+        <w:t>DelayPong</w:t>
+      </w:r>
+      <w:proofErr w:type="spellEnd"/>
+      <w:r>
+        <w:rPr>
+          <w:b/>
+        </w:rPr>
+        <w:t xml:space="preserve">: 0=No </w:t>
+      </w:r>
+      <w:proofErr w:type="spellStart"/>
+      <w:r>
+        <w:rPr>
+          <w:b/>
+        </w:rPr>
+        <w:t>pingpong</w:t>
+      </w:r>
+      <w:proofErr w:type="spellEnd"/>
+      <w:r>
+        <w:rPr>
+          <w:b/>
+        </w:rPr>
+        <w:t xml:space="preserve"> (one delay, centered);</w:t>
+      </w:r>
+      <w:r>
+        <w:rPr>
+          <w:b/>
+        </w:rPr>
+        <w:t xml:space="preserve"> 1-127 = 2 delays, 1 = center, 127 fully spread</w:t>
+      </w:r>
+      <w:r>
+        <w:rPr>
+          <w:b/>
+        </w:rPr>
+        <w:br/>
+      </w:r>
+      <w:r>
+        <w:rPr>
+          <w:b/>
+        </w:rPr>
+        <w:tab/>
+      </w:r>
+      <w:proofErr w:type="spellStart"/>
+      <w:r>
+        <w:rPr>
+          <w:b/>
+        </w:rPr>
+        <w:t>DelayFB</w:t>
+      </w:r>
+      <w:proofErr w:type="spellEnd"/>
+      <w:r>
+        <w:rPr>
+          <w:b/>
+        </w:rPr>
+        <w:t>: 0-127; 0 = no feedback, 127 almost 100% feedback</w:t>
+      </w:r>
+      <w:r>
+        <w:rPr>
+          <w:b/>
+        </w:rPr>
+        <w:br/>
+      </w:r>
+      <w:r>
+        <w:rPr>
+          <w:b/>
+        </w:rPr>
+        <w:tab/>
+      </w:r>
+      <w:proofErr w:type="spellStart"/>
+      <w:r>
+        <w:rPr>
+          <w:b/>
+        </w:rPr>
+        <w:t>DelayDamp</w:t>
+      </w:r>
+      <w:proofErr w:type="spellEnd"/>
+      <w:r>
+        <w:rPr>
+          <w:b/>
+        </w:rPr>
+        <w:t>: 0-127; 0=no LPF after delay; 127 max LPF after delay</w:t>
+      </w:r>
+      <w:r>
+        <w:rPr>
+          <w:b/>
+        </w:rPr>
+        <w:br/>
+      </w:r>
+      <w:r>
+        <w:rPr>
+          <w:b/>
+        </w:rPr>
+        <w:tab/>
+      </w:r>
+      <w:proofErr w:type="spellStart"/>
+      <w:r>
+        <w:rPr>
+          <w:b/>
+        </w:rPr>
+        <w:t>RvbLevel</w:t>
+      </w:r>
+      <w:proofErr w:type="spellEnd"/>
+      <w:r>
+        <w:rPr>
+          <w:b/>
+        </w:rPr>
+        <w:t xml:space="preserve">: </w:t>
+      </w:r>
+      <w:r>
+        <w:rPr>
+          <w:b/>
+        </w:rPr>
+        <w:t>0-127</w:t>
+      </w:r>
+      <w:r>
+        <w:rPr>
+          <w:b/>
+        </w:rPr>
+        <w:br/>
+      </w:r>
+      <w:r>
+        <w:rPr>
+          <w:b/>
+        </w:rPr>
+        <w:tab/>
+      </w:r>
+      <w:proofErr w:type="spellStart"/>
+      <w:r>
+        <w:rPr>
+          <w:b/>
+        </w:rPr>
+        <w:t>RvbTime</w:t>
+      </w:r>
+      <w:proofErr w:type="spellEnd"/>
+      <w:r>
+        <w:rPr>
+          <w:b/>
+        </w:rPr>
+        <w:t xml:space="preserve">: 0000-5000 </w:t>
+      </w:r>
+      <w:proofErr w:type="spellStart"/>
+      <w:r>
+        <w:rPr>
+          <w:b/>
+        </w:rPr>
+        <w:t>mS</w:t>
+      </w:r>
+      <w:proofErr w:type="spellEnd"/>
+      <w:r>
+        <w:rPr>
+          <w:b/>
+        </w:rPr>
+        <w:t>, in steps of 100mS</w:t>
+      </w:r>
+      <w:r>
+        <w:rPr>
+          <w:b/>
+        </w:rPr>
+        <w:br/>
+      </w:r>
+      <w:r>
+        <w:rPr>
+          <w:b/>
+        </w:rPr>
+        <w:tab/>
+      </w:r>
+      <w:proofErr w:type="spellStart"/>
+      <w:r>
+        <w:rPr>
+          <w:b/>
+        </w:rPr>
+        <w:t>RvbDensity</w:t>
+      </w:r>
+      <w:proofErr w:type="spellEnd"/>
+      <w:r>
+        <w:rPr>
+          <w:b/>
+        </w:rPr>
+        <w:t>: 0-127 (amount of reflections)</w:t>
+      </w:r>
+      <w:r>
+        <w:rPr>
+          <w:b/>
+        </w:rPr>
+        <w:br/>
+      </w:r>
+      <w:r>
+        <w:rPr>
+          <w:b/>
+        </w:rPr>
+        <w:lastRenderedPageBreak/>
+        <w:tab/>
+      </w:r>
+      <w:proofErr w:type="spellStart"/>
+      <w:r>
+        <w:rPr>
+          <w:b/>
+        </w:rPr>
+        <w:t>RvbDamp</w:t>
+      </w:r>
+      <w:proofErr w:type="spellEnd"/>
+      <w:r>
+        <w:rPr>
+          <w:b/>
+        </w:rPr>
+        <w:t>: -10 - +10</w:t>
+      </w:r>
+      <w:r>
+        <w:rPr>
+          <w:b/>
+        </w:rPr>
+        <w:br/>
+      </w:r>
+      <w:r>
+        <w:rPr>
+          <w:b/>
+        </w:rPr>
+        <w:tab/>
+      </w:r>
+      <w:r>
+        <w:rPr>
+          <w:b/>
+        </w:rPr>
+        <w:br/>
+      </w:r>
+      <w:r>
+        <w:rPr>
+          <w:b/>
+        </w:rPr>
+        <w:tab/>
+      </w:r>
+      <w:r>
+        <w:rPr>
+          <w:b/>
+          <w:highlight w:val="yellow"/>
+        </w:rPr>
+        <w:t xml:space="preserve">NOTE: there are issues with the Stereo chorus, right now </w:t>
+      </w:r>
+      <w:r>
+        <w:rPr>
+          <w:b/>
+          <w:highlight w:val="yellow"/>
+        </w:rPr>
+        <w:br/>
+      </w:r>
+      <w:r>
+        <w:rPr>
+          <w:b/>
+          <w:highlight w:val="yellow"/>
+        </w:rPr>
+        <w:tab/>
+        <w:t xml:space="preserve">The Left channel is the </w:t>
+      </w:r>
+      <w:proofErr w:type="spellStart"/>
+      <w:r>
+        <w:rPr>
+          <w:b/>
+          <w:highlight w:val="yellow"/>
+        </w:rPr>
+        <w:t>ChrDry</w:t>
+      </w:r>
+      <w:proofErr w:type="spellEnd"/>
+      <w:r>
+        <w:rPr>
+          <w:b/>
+          <w:highlight w:val="yellow"/>
+        </w:rPr>
+        <w:t xml:space="preserve"> and Right is ChrsWet1+ChrsWet2</w:t>
+      </w:r>
+      <w:r>
+        <w:rPr>
+          <w:b/>
+        </w:rPr>
+        <w:t xml:space="preserve"> (this isn’t ideal but usable) </w:t>
+      </w:r>
+      <w:r>
+        <w:rPr>
+          <w:b/>
+        </w:rPr>
+        <w:br/>
+      </w:r>
+      <w:r>
+        <w:rPr>
+          <w:b/>
+        </w:rPr>
+        <w:tab/>
+      </w:r>
+      <w:proofErr w:type="spellStart"/>
+      <w:r>
+        <w:rPr>
+          <w:b/>
+        </w:rPr>
+        <w:t>ChrsOn</w:t>
+      </w:r>
+      <w:proofErr w:type="spellEnd"/>
+      <w:r>
+        <w:rPr>
+          <w:b/>
+        </w:rPr>
+        <w:t>: Off, Mono(4k), Stereo (</w:t>
+      </w:r>
+      <w:r>
+        <w:rPr>
+          <w:b/>
+          <w:highlight w:val="yellow"/>
+        </w:rPr>
+        <w:t>for centered stereo, Dry should be around 64 and dly1=dly2</w:t>
+      </w:r>
+      <w:r>
+        <w:rPr>
+          <w:b/>
+        </w:rPr>
+        <w:t>)</w:t>
+      </w:r>
+      <w:r>
+        <w:rPr>
+          <w:b/>
+        </w:rPr>
+        <w:br/>
+      </w:r>
+      <w:r>
+        <w:rPr>
+          <w:b/>
+        </w:rPr>
+        <w:tab/>
+      </w:r>
+      <w:proofErr w:type="spellStart"/>
+      <w:r>
+        <w:rPr>
+          <w:b/>
+        </w:rPr>
+        <w:t>ChrsDry</w:t>
+      </w:r>
+      <w:proofErr w:type="spellEnd"/>
+      <w:r>
+        <w:rPr>
+          <w:b/>
+        </w:rPr>
+        <w:t>: 0-127</w:t>
+      </w:r>
+      <w:r>
+        <w:rPr>
+          <w:b/>
+        </w:rPr>
+        <w:t>, amount of input signal (centered for stereo)</w:t>
+      </w:r>
+      <w:r>
+        <w:rPr>
+          <w:b/>
+        </w:rPr>
+        <w:br/>
+      </w:r>
+      <w:r>
+        <w:rPr>
+          <w:b/>
+        </w:rPr>
+        <w:tab/>
+      </w:r>
+      <w:proofErr w:type="spellStart"/>
+      <w:r>
+        <w:rPr>
+          <w:b/>
+        </w:rPr>
+        <w:t>ChrsLfoF</w:t>
+      </w:r>
+      <w:proofErr w:type="spellEnd"/>
+      <w:r>
+        <w:rPr>
+          <w:b/>
+        </w:rPr>
+        <w:t>: LFO frequency 0-12.7Hz in steps of 0.1</w:t>
+      </w:r>
+      <w:r>
+        <w:rPr>
+          <w:b/>
+        </w:rPr>
+        <w:br/>
+      </w:r>
+      <w:r>
+        <w:rPr>
+          <w:b/>
+        </w:rPr>
+        <w:tab/>
+      </w:r>
+      <w:proofErr w:type="spellStart"/>
+      <w:r>
+        <w:rPr>
+          <w:b/>
+        </w:rPr>
+        <w:t>ChrsFB</w:t>
+      </w:r>
+      <w:proofErr w:type="spellEnd"/>
+      <w:r>
+        <w:rPr>
+          <w:b/>
+        </w:rPr>
+        <w:t xml:space="preserve">: Feedback level, </w:t>
+      </w:r>
+      <w:r>
+        <w:rPr>
+          <w:b/>
+        </w:rPr>
+        <w:t>-64 - +63</w:t>
+      </w:r>
+      <w:r>
+        <w:rPr>
+          <w:b/>
+        </w:rPr>
+        <w:t xml:space="preserve"> (negative for inverted phase)</w:t>
+      </w:r>
+      <w:r>
+        <w:rPr>
+          <w:b/>
+        </w:rPr>
+        <w:br/>
+      </w:r>
+      <w:r>
+        <w:rPr>
+          <w:b/>
+        </w:rPr>
+        <w:tab/>
+      </w:r>
+      <w:r>
+        <w:rPr>
+          <w:b/>
+        </w:rPr>
+        <w:t xml:space="preserve">ChrsDly1: 0-127 </w:t>
+      </w:r>
+      <w:proofErr w:type="spellStart"/>
+      <w:r>
+        <w:rPr>
+          <w:b/>
+        </w:rPr>
+        <w:t>mS</w:t>
+      </w:r>
+      <w:proofErr w:type="spellEnd"/>
+      <w:r>
+        <w:rPr>
+          <w:b/>
+        </w:rPr>
+        <w:br/>
+      </w:r>
+      <w:r>
+        <w:rPr>
+          <w:b/>
+        </w:rPr>
+        <w:tab/>
+        <w:t>ChrsMod1: -64 - +63, amount modulation of ChrsDly1 (negative values for inverted phase)</w:t>
+      </w:r>
+      <w:r>
+        <w:rPr>
+          <w:b/>
+        </w:rPr>
+        <w:br/>
+      </w:r>
+      <w:r>
+        <w:rPr>
+          <w:b/>
+        </w:rPr>
+        <w:tab/>
+        <w:t>ChrsWet1: -64 - +63, amount of output from side 1, (negative values for inverted phase)</w:t>
+      </w:r>
+      <w:r>
+        <w:rPr>
+          <w:b/>
+        </w:rPr>
+        <w:br/>
+      </w:r>
+      <w:r>
+        <w:rPr>
+          <w:b/>
+        </w:rPr>
+        <w:tab/>
+        <w:t xml:space="preserve">ChrsDly2: 0-127 </w:t>
+      </w:r>
+      <w:proofErr w:type="spellStart"/>
+      <w:r>
+        <w:rPr>
+          <w:b/>
+        </w:rPr>
+        <w:t>mS</w:t>
+      </w:r>
+      <w:proofErr w:type="spellEnd"/>
+      <w:r>
+        <w:rPr>
+          <w:b/>
+        </w:rPr>
+        <w:br/>
+      </w:r>
+      <w:r>
+        <w:rPr>
+          <w:b/>
+        </w:rPr>
+        <w:tab/>
+        <w:t>ChrsMod2: -64 - +63, amount modulation of ChrsDly2 (negative values for inverted phase)</w:t>
+      </w:r>
+      <w:r>
+        <w:rPr>
+          <w:b/>
+        </w:rPr>
+        <w:br/>
+      </w:r>
+      <w:r>
+        <w:rPr>
+          <w:b/>
+        </w:rPr>
+        <w:tab/>
+        <w:t>ChrsWet2: -64 - +63, amount of output from side 2, (negative values for inverted phase)</w:t>
       </w:r>
     </w:p>
     <w:p>
       <w:pPr>
         <w:rPr>
           <w:b/>
-          <w:u w:val="single"/>
         </w:rPr>
       </w:pPr>
-      <w:r>
-        <w:rPr>
-          <w:b/>
-          <w:u w:val="single"/>
-        </w:rPr>
-        <w:t>System Menu</w:t>
-      </w:r>
     </w:p>
     <w:p>
+      <w:pPr>
+        <w:rPr>
+          <w:b/>
+          <w:u w:val="single"/>
+        </w:rPr>
+      </w:pPr>
+      <w:r>
+        <w:rPr>
+          <w:b/>
+          <w:u w:val="single"/>
+        </w:rPr>
+        <w:t>Osc1…</w:t>
+      </w:r>
+    </w:p>
+    <w:p>
+      <w:pPr>
+        <w:rPr>
+          <w:b/>
+          <w:u w:val="single"/>
+        </w:rPr>
+      </w:pPr>
+      <w:r>
+        <w:rPr>
+          <w:b/>
+          <w:u w:val="single"/>
+        </w:rPr>
+        <w:t>Osc2…</w:t>
+      </w:r>
+    </w:p>
+    <w:p>
+      <w:r>
+        <w:rPr>
+          <w:b/>
+          <w:u w:val="single"/>
+        </w:rPr>
+        <w:t>OscFilt1</w:t>
+      </w:r>
+      <w:r>
+        <w:t>…</w:t>
+      </w:r>
+    </w:p>
+    <w:p>
+      <w:r>
+        <w:rPr>
+          <w:b/>
+          <w:u w:val="single"/>
+        </w:rPr>
+        <w:t>OscFilt2</w:t>
+      </w:r>
+      <w:r>
+        <w:t>…</w:t>
+      </w:r>
+    </w:p>
+    <w:p>
+      <w:r>
+        <w:rPr>
+          <w:b/>
+          <w:u w:val="single"/>
+        </w:rPr>
+        <w:t>NoiseFilt1</w:t>
+      </w:r>
+      <w:r>
+        <w:t>…</w:t>
+      </w:r>
+    </w:p>
+    <w:p>
+      <w:r>
+        <w:rPr>
+          <w:b/>
+          <w:u w:val="single"/>
+        </w:rPr>
+        <w:t>NoiseFilt2</w:t>
+      </w:r>
+      <w:r>
+        <w:t>…</w:t>
+      </w:r>
+    </w:p>
+    <w:p>
+      <w:r>
+        <w:rPr>
+          <w:b/>
+          <w:u w:val="single"/>
+        </w:rPr>
+        <w:t>Noise</w:t>
+      </w:r>
+      <w:r>
+        <w:t>...</w:t>
+      </w:r>
+    </w:p>
+    <w:p>
+      <w:r>
+        <w:rPr>
+          <w:b/>
+          <w:u w:val="single"/>
+        </w:rPr>
+        <w:t>Formant</w:t>
+      </w:r>
+      <w:r>
+        <w:t xml:space="preserve">: </w:t>
+      </w:r>
+      <w:proofErr w:type="spellStart"/>
+      <w:r>
+        <w:t>Off</w:t>
+      </w:r>
+      <w:proofErr w:type="gramStart"/>
+      <w:r>
+        <w:t>,Woodwind</w:t>
+      </w:r>
+      <w:proofErr w:type="spellEnd"/>
+      <w:proofErr w:type="gramEnd"/>
+      <w:r>
+        <w:t>, String (</w:t>
+      </w:r>
+      <w:r>
+        <w:rPr>
+          <w:highlight w:val="yellow"/>
+        </w:rPr>
+        <w:t>not implemented</w:t>
+      </w:r>
+      <w:r>
+        <w:t>)</w:t>
+      </w:r>
+    </w:p>
+    <w:p>
+      <w:proofErr w:type="spellStart"/>
+      <w:r>
+        <w:rPr>
+          <w:b/>
+          <w:u w:val="single"/>
+        </w:rPr>
+        <w:t>PatchAmp</w:t>
+      </w:r>
+      <w:proofErr w:type="spellEnd"/>
+      <w:r>
+        <w:t>: 0-127</w:t>
+      </w:r>
+    </w:p>
+    <w:p>
+      <w:proofErr w:type="spellStart"/>
+      <w:r>
+        <w:rPr>
+          <w:b/>
+          <w:u w:val="single"/>
+        </w:rPr>
+        <w:t>PatchCommon</w:t>
+      </w:r>
+      <w:proofErr w:type="spellEnd"/>
+      <w:r>
+        <w:t>…</w:t>
+      </w:r>
+      <w:r>
+        <w:br/>
+      </w:r>
+      <w:r>
+        <w:tab/>
+      </w:r>
+      <w:r>
+        <w:rPr>
+          <w:b/>
+        </w:rPr>
+        <w:t>Back</w:t>
+      </w:r>
+      <w:r>
+        <w:br/>
+      </w:r>
+      <w:r>
+        <w:tab/>
+      </w:r>
+      <w:r>
+        <w:rPr>
+          <w:b/>
+        </w:rPr>
+        <w:t>Key Trig</w:t>
+      </w:r>
+      <w:r>
+        <w:t>: Single, Multi (default single)</w:t>
+      </w:r>
+      <w:r>
+        <w:br/>
+      </w:r>
+      <w:r>
+        <w:tab/>
+      </w:r>
+      <w:proofErr w:type="spellStart"/>
+      <w:r>
+        <w:rPr>
+          <w:b/>
+        </w:rPr>
+        <w:t>BendRange</w:t>
+      </w:r>
+      <w:proofErr w:type="spellEnd"/>
+      <w:r>
+        <w:t>: 0-12, (default 2)</w:t>
+      </w:r>
+      <w:r>
+        <w:br/>
+      </w:r>
+      <w:r>
+        <w:tab/>
+      </w:r>
+      <w:proofErr w:type="spellStart"/>
+      <w:r>
+        <w:rPr>
+          <w:b/>
+        </w:rPr>
+        <w:t>BendStep</w:t>
+      </w:r>
+      <w:proofErr w:type="spellEnd"/>
+      <w:r>
+        <w:t>: rounds bend to nearest semitone (default off)</w:t>
+      </w:r>
+    </w:p>
+    <w:p>
+      <w:pPr>
+        <w:rPr>
+          <w:b/>
+        </w:rPr>
+      </w:pPr>
+      <w:r>
+        <w:rPr>
+          <w:b/>
+          <w:u w:val="single"/>
+        </w:rPr>
+        <w:t>System Menu</w:t>
+      </w:r>
+      <w:r>
+        <w:rPr>
+          <w:b/>
+          <w:u w:val="single"/>
+        </w:rPr>
+        <w:br/>
+      </w:r>
+      <w:r>
+        <w:rPr>
+          <w:b/>
+        </w:rPr>
+        <w:tab/>
+        <w:t>Aux In: 0-127, level of line in port</w:t>
+      </w:r>
+      <w:r>
+        <w:rPr>
+          <w:b/>
+        </w:rPr>
+        <w:br/>
+      </w:r>
+      <w:r>
+        <w:rPr>
+          <w:b/>
+        </w:rPr>
+        <w:tab/>
+        <w:t>Octave: global transpose Octave</w:t>
+      </w:r>
+      <w:r>
+        <w:rPr>
+          <w:b/>
+        </w:rPr>
+        <w:br/>
+      </w:r>
+      <w:r>
+        <w:rPr>
+          <w:b/>
+        </w:rPr>
+        <w:tab/>
+        <w:t>Semi: global transpose semitones</w:t>
+      </w:r>
+      <w:r>
+        <w:rPr>
+          <w:b/>
+        </w:rPr>
+        <w:br/>
+      </w:r>
+      <w:r>
+        <w:rPr>
+          <w:b/>
+        </w:rPr>
+        <w:lastRenderedPageBreak/>
+        <w:tab/>
+        <w:t>Cents: global tuning in cents</w:t>
+      </w:r>
+      <w:r>
+        <w:rPr>
+          <w:b/>
+        </w:rPr>
+        <w:br/>
+      </w:r>
+      <w:r>
+        <w:rPr>
+          <w:b/>
+        </w:rPr>
+        <w:tab/>
+      </w:r>
+      <w:proofErr w:type="spellStart"/>
+      <w:r>
+        <w:rPr>
+          <w:b/>
+        </w:rPr>
+        <w:t>BreathCC</w:t>
+      </w:r>
+      <w:proofErr w:type="spellEnd"/>
+      <w:r>
+        <w:rPr>
+          <w:b/>
+        </w:rPr>
+        <w:t>: 1-5</w:t>
+      </w:r>
+      <w:proofErr w:type="gramStart"/>
+      <w:r>
+        <w:rPr>
+          <w:b/>
+        </w:rPr>
+        <w:t>,7</w:t>
+      </w:r>
+      <w:proofErr w:type="gramEnd"/>
+      <w:r>
+        <w:rPr>
+          <w:b/>
+        </w:rPr>
+        <w:t>-11; default 2 (TODO: add Channel After Touch)</w:t>
+      </w:r>
+    </w:p>
+    <w:p>
       <w:r>
         <w:rPr>
           <w:b/>
@@ -410,8 +1684,6 @@
       <w:r>
         <w:t>: 024</w:t>
       </w:r>
-      <w:bookmarkStart w:id="0" w:name="_GoBack"/>
-      <w:bookmarkEnd w:id="0"/>
       <w:r>
         <w:br/>
       </w:r>
@@ -457,6 +1729,25 @@
       </w:r>
       <w:r>
         <w:t>setting is true with no Breath Mod = 0;</w:t>
+      </w:r>
+    </w:p>
+    <w:p>
+      <w:pPr>
+        <w:rPr>
+          <w:rFonts w:ascii="Helvetica" w:eastAsia="Times New Roman" w:hAnsi="Helvetica" w:cs="Helvetica"/>
+          <w:color w:val="333333"/>
+          <w:sz w:val="23"/>
+          <w:szCs w:val="23"/>
+        </w:rPr>
+      </w:pPr>
+      <w:r>
+        <w:rPr>
+          <w:rFonts w:ascii="Helvetica" w:hAnsi="Helvetica" w:cs="Helvetica"/>
+          <w:color w:val="333333"/>
+          <w:sz w:val="23"/>
+          <w:szCs w:val="23"/>
+        </w:rPr>
+        <w:br w:type="page"/>
       </w:r>
     </w:p>
     <w:p>
@@ -472,23 +1763,65 @@
         </w:rPr>
       </w:pPr>
       <w:r>
+        <w:lastRenderedPageBreak/>
+        <w:t>Block diagram in progress…</w:t>
+      </w:r>
+      <w:r>
+        <w:br/>
+      </w:r>
+      <w:r>
+        <w:object w:dxaOrig="11316" w:dyaOrig="10503">
+          <v:shapetype id="_x0000_t75" coordsize="21600,21600" o:spt="75" o:preferrelative="t" path="m@4@5l@4@11@9@11@9@5xe" filled="f" stroked="f">
+            <v:stroke joinstyle="miter"/>
+            <v:formulas>
+              <v:f eqn="if lineDrawn pixelLineWidth 0"/>
+              <v:f eqn="sum @0 1 0"/>
+              <v:f eqn="sum 0 0 @1"/>
+              <v:f eqn="prod @2 1 2"/>
+              <v:f eqn="prod @3 21600 pixelWidth"/>
+              <v:f eqn="prod @3 21600 pixelHeight"/>
+              <v:f eqn="sum @0 0 1"/>
+              <v:f eqn="prod @6 1 2"/>
+              <v:f eqn="prod @7 21600 pixelWidth"/>
+              <v:f eqn="sum @8 21600 0"/>
+              <v:f eqn="prod @7 21600 pixelHeight"/>
+              <v:f eqn="sum @10 21600 0"/>
+            </v:formulas>
+            <v:path o:extrusionok="f" gradientshapeok="t" o:connecttype="rect"/>
+            <o:lock v:ext="edit" aspectratio="t"/>
+          </v:shapetype>
+          <v:shape id="_x0000_i1025" type="#_x0000_t75" style="width:468pt;height:434.5pt" o:ole="">
+            <v:imagedata r:id="rId7" o:title=""/>
+          </v:shape>
+          <o:OLEObject Type="Embed" ProgID="Visio.Drawing.11" ShapeID="_x0000_i1025" DrawAspect="Content" ObjectID="_1832563934" r:id="rId8"/>
+        </w:object>
+      </w:r>
+    </w:p>
+    <w:p>
+      <w:pPr>
+        <w:pStyle w:val="NormalWeb"/>
+        <w:shd w:val="clear" w:color="auto" w:fill="FFFFFF"/>
+        <w:spacing w:before="0" w:beforeAutospacing="0" w:after="150" w:afterAutospacing="0"/>
         <w:rPr>
           <w:rFonts w:ascii="Helvetica" w:hAnsi="Helvetica" w:cs="Helvetica"/>
           <w:color w:val="333333"/>
           <w:sz w:val="23"/>
           <w:szCs w:val="23"/>
         </w:rPr>
-        <w:t xml:space="preserve">Compressor: </w:t>
-      </w:r>
-      <w:r>
+      </w:pPr>
+    </w:p>
+    <w:p>
+      <w:pPr>
+        <w:pStyle w:val="NormalWeb"/>
+        <w:shd w:val="clear" w:color="auto" w:fill="FFFFFF"/>
+        <w:spacing w:before="0" w:beforeAutospacing="0" w:after="150" w:afterAutospacing="0"/>
         <w:rPr>
           <w:rFonts w:ascii="Helvetica" w:hAnsi="Helvetica" w:cs="Helvetica"/>
           <w:color w:val="333333"/>
           <w:sz w:val="23"/>
           <w:szCs w:val="23"/>
         </w:rPr>
-        <w:t>offers the following controls:</w:t>
-      </w:r>
+      </w:pPr>
       <w:r>
         <w:rPr>
           <w:rFonts w:ascii="Helvetica" w:hAnsi="Helvetica" w:cs="Helvetica"/>
@@ -496,10 +1829,8 @@
           <w:sz w:val="23"/>
           <w:szCs w:val="23"/>
         </w:rPr>
-        <w:br/>
-        <w:t xml:space="preserve">Attack rates 0.1 - 2000 </w:t>
-      </w:r>
-      <w:proofErr w:type="spellStart"/>
+        <w:t>Compressor: offers the following controls:</w:t>
+      </w:r>
       <w:r>
         <w:rPr>
           <w:rFonts w:ascii="Helvetica" w:hAnsi="Helvetica" w:cs="Helvetica"/>
@@ -507,9 +1838,10 @@
           <w:sz w:val="23"/>
           <w:szCs w:val="23"/>
         </w:rPr>
-        <w:t>mS</w:t>
-      </w:r>
-      <w:proofErr w:type="spellEnd"/>
+        <w:br/>
+        <w:t xml:space="preserve">Attack rates 0.1 - 2000 </w:t>
+      </w:r>
+      <w:proofErr w:type="spellStart"/>
       <w:r>
         <w:rPr>
           <w:rFonts w:ascii="Helvetica" w:hAnsi="Helvetica" w:cs="Helvetica"/>
@@ -517,8 +1849,9 @@
           <w:sz w:val="23"/>
           <w:szCs w:val="23"/>
         </w:rPr>
-        <w:t>, float</w:t>
-      </w:r>
+        <w:t>mS</w:t>
+      </w:r>
+      <w:proofErr w:type="spellEnd"/>
       <w:r>
         <w:rPr>
           <w:rFonts w:ascii="Helvetica" w:hAnsi="Helvetica" w:cs="Helvetica"/>
@@ -526,8 +1859,7 @@
           <w:sz w:val="23"/>
           <w:szCs w:val="23"/>
         </w:rPr>
-        <w:br/>
-        <w:t>Release rates 0.1 - 2000mS, float</w:t>
+        <w:t>, float</w:t>
       </w:r>
       <w:r>
         <w:rPr>
@@ -537,7 +1869,7 @@
           <w:szCs w:val="23"/>
         </w:rPr>
         <w:br/>
-        <w:t>Ratio between 1 to 32767, float</w:t>
+        <w:t>Release rates 0.1 - 2000mS, float</w:t>
       </w:r>
       <w:r>
         <w:rPr>
@@ -547,6 +1879,7 @@
           <w:szCs w:val="23"/>
         </w:rPr>
         <w:br/>
+        <w:t>Ratio between 1 to 32767, float</w:t>
       </w:r>
       <w:r>
         <w:rPr>
@@ -555,7 +1888,7 @@
           <w:sz w:val="23"/>
           <w:szCs w:val="23"/>
         </w:rPr>
-        <w:lastRenderedPageBreak/>
+        <w:br/>
         <w:t>Knee width between 0 to 40dB (soft to hard knee control), float</w:t>
       </w:r>
       <w:r>
@@ -610,6 +1943,7 @@
           <w:sz w:val="23"/>
           <w:szCs w:val="23"/>
         </w:rPr>
+        <w:lastRenderedPageBreak/>
         <w:drawing>
           <wp:inline distT="0" distB="0" distL="0" distR="0">
             <wp:extent cx="5029200" cy="4273550"/>
@@ -628,7 +1962,7 @@
                     </pic:cNvPicPr>
                   </pic:nvPicPr>
                   <pic:blipFill>
-                    <a:blip r:embed="rId5">
+                    <a:blip r:embed="rId9">
                       <a:extLst>
                         <a:ext uri="{28A0092B-C50C-407E-A947-70E740481C1C}">
                           <a14:useLocalDpi xmlns:a14="http://schemas.microsoft.com/office/drawing/2010/main" val="0"/>
@@ -663,6 +1997,7 @@
     <w:p/>
     <w:p/>
     <w:sectPr>
+      <w:headerReference w:type="default" r:id="rId10"/>
       <w:pgSz w:w="12240" w:h="15840"/>
       <w:pgMar w:top="1440" w:right="1440" w:bottom="1440" w:left="1440" w:header="720" w:footer="720" w:gutter="0"/>
       <w:cols w:space="720"/>
@@ -670,6 +2005,77 @@
     </w:sectPr>
   </w:body>
 </w:document>
+</file>
+
+<file path=word/endnotes.xml><?xml version="1.0" encoding="utf-8"?>
+<w:endnotes xmlns:wpc="http://schemas.microsoft.com/office/word/2010/wordprocessingCanvas" xmlns:mc="http://schemas.openxmlformats.org/markup-compatibility/2006" xmlns:o="urn:schemas-microsoft-com:office:office" xmlns:r="http://schemas.openxmlformats.org/officeDocument/2006/relationships" xmlns:m="http://schemas.openxmlformats.org/officeDocument/2006/math" xmlns:v="urn:schemas-microsoft-com:vml" xmlns:wp14="http://schemas.microsoft.com/office/word/2010/wordprocessingDrawing" xmlns:wp="http://schemas.openxmlformats.org/drawingml/2006/wordprocessingDrawing" xmlns:w10="urn:schemas-microsoft-com:office:word" xmlns:w="http://schemas.openxmlformats.org/wordprocessingml/2006/main" xmlns:w14="http://schemas.microsoft.com/office/word/2010/wordml" xmlns:wpg="http://schemas.microsoft.com/office/word/2010/wordprocessingGroup" xmlns:wpi="http://schemas.microsoft.com/office/word/2010/wordprocessingInk" xmlns:wne="http://schemas.microsoft.com/office/word/2006/wordml" xmlns:wps="http://schemas.microsoft.com/office/word/2010/wordprocessingShape" mc:Ignorable="w14 wp14">
+  <w:endnote w:type="separator" w:id="-1">
+    <w:p>
+      <w:pPr>
+        <w:spacing w:after="0" w:line="240" w:lineRule="auto"/>
+      </w:pPr>
+      <w:r>
+        <w:separator/>
+      </w:r>
+    </w:p>
+  </w:endnote>
+  <w:endnote w:type="continuationSeparator" w:id="0">
+    <w:p>
+      <w:pPr>
+        <w:spacing w:after="0" w:line="240" w:lineRule="auto"/>
+      </w:pPr>
+      <w:r>
+        <w:continuationSeparator/>
+      </w:r>
+    </w:p>
+  </w:endnote>
+</w:endnotes>
+</file>
+
+<file path=word/footnotes.xml><?xml version="1.0" encoding="utf-8"?>
+<w:footnotes xmlns:wpc="http://schemas.microsoft.com/office/word/2010/wordprocessingCanvas" xmlns:mc="http://schemas.openxmlformats.org/markup-compatibility/2006" xmlns:o="urn:schemas-microsoft-com:office:office" xmlns:r="http://schemas.openxmlformats.org/officeDocument/2006/relationships" xmlns:m="http://schemas.openxmlformats.org/officeDocument/2006/math" xmlns:v="urn:schemas-microsoft-com:vml" xmlns:wp14="http://schemas.microsoft.com/office/word/2010/wordprocessingDrawing" xmlns:wp="http://schemas.openxmlformats.org/drawingml/2006/wordprocessingDrawing" xmlns:w10="urn:schemas-microsoft-com:office:word" xmlns:w="http://schemas.openxmlformats.org/wordprocessingml/2006/main" xmlns:w14="http://schemas.microsoft.com/office/word/2010/wordml" xmlns:wpg="http://schemas.microsoft.com/office/word/2010/wordprocessingGroup" xmlns:wpi="http://schemas.microsoft.com/office/word/2010/wordprocessingInk" xmlns:wne="http://schemas.microsoft.com/office/word/2006/wordml" xmlns:wps="http://schemas.microsoft.com/office/word/2010/wordprocessingShape" mc:Ignorable="w14 wp14">
+  <w:footnote w:type="separator" w:id="-1">
+    <w:p>
+      <w:pPr>
+        <w:spacing w:after="0" w:line="240" w:lineRule="auto"/>
+      </w:pPr>
+      <w:r>
+        <w:separator/>
+      </w:r>
+    </w:p>
+  </w:footnote>
+  <w:footnote w:type="continuationSeparator" w:id="0">
+    <w:p>
+      <w:pPr>
+        <w:spacing w:after="0" w:line="240" w:lineRule="auto"/>
+      </w:pPr>
+      <w:r>
+        <w:continuationSeparator/>
+      </w:r>
+    </w:p>
+  </w:footnote>
+</w:footnotes>
+</file>
+
+<file path=word/header1.xml><?xml version="1.0" encoding="utf-8"?>
+<w:hdr xmlns:wpc="http://schemas.microsoft.com/office/word/2010/wordprocessingCanvas" xmlns:mc="http://schemas.openxmlformats.org/markup-compatibility/2006" xmlns:o="urn:schemas-microsoft-com:office:office" xmlns:r="http://schemas.openxmlformats.org/officeDocument/2006/relationships" xmlns:m="http://schemas.openxmlformats.org/officeDocument/2006/math" xmlns:v="urn:schemas-microsoft-com:vml" xmlns:wp14="http://schemas.microsoft.com/office/word/2010/wordprocessingDrawing" xmlns:wp="http://schemas.openxmlformats.org/drawingml/2006/wordprocessingDrawing" xmlns:w10="urn:schemas-microsoft-com:office:word" xmlns:w="http://schemas.openxmlformats.org/wordprocessingml/2006/main" xmlns:w14="http://schemas.microsoft.com/office/word/2010/wordml" xmlns:wpg="http://schemas.microsoft.com/office/word/2010/wordprocessingGroup" xmlns:wpi="http://schemas.microsoft.com/office/word/2010/wordprocessingInk" xmlns:wne="http://schemas.microsoft.com/office/word/2006/wordml" xmlns:wps="http://schemas.microsoft.com/office/word/2010/wordprocessingShape" mc:Ignorable="w14 wp14">
+  <w:p>
+    <w:pPr>
+      <w:pStyle w:val="Header"/>
+    </w:pPr>
+    <w:r>
+      <w:t xml:space="preserve">Windy1 Synthesizer </w:t>
+    </w:r>
+    <w:proofErr w:type="gramStart"/>
+    <w:r>
+      <w:t>Menus  (</w:t>
+    </w:r>
+    <w:proofErr w:type="gramEnd"/>
+    <w:r>
+      <w:t>Draft)</w:t>
+    </w:r>
+  </w:p>
+</w:hdr>
 </file>
 
 <file path=word/styles.xml><?xml version="1.0" encoding="utf-8"?>
@@ -904,6 +2310,50 @@
       <w:sz w:val="16"/>
       <w:szCs w:val="16"/>
     </w:rPr>
+  </w:style>
+  <w:style w:type="paragraph" w:styleId="Header">
+    <w:name w:val="header"/>
+    <w:basedOn w:val="Normal"/>
+    <w:link w:val="HeaderChar"/>
+    <w:uiPriority w:val="99"/>
+    <w:unhideWhenUsed/>
+    <w:rsid w:val="0012213C"/>
+    <w:pPr>
+      <w:tabs>
+        <w:tab w:val="center" w:pos="4680"/>
+        <w:tab w:val="right" w:pos="9360"/>
+      </w:tabs>
+      <w:spacing w:after="0" w:line="240" w:lineRule="auto"/>
+    </w:pPr>
+  </w:style>
+  <w:style w:type="character" w:customStyle="1" w:styleId="HeaderChar">
+    <w:name w:val="Header Char"/>
+    <w:basedOn w:val="DefaultParagraphFont"/>
+    <w:link w:val="Header"/>
+    <w:uiPriority w:val="99"/>
+    <w:rsid w:val="0012213C"/>
+  </w:style>
+  <w:style w:type="paragraph" w:styleId="Footer">
+    <w:name w:val="footer"/>
+    <w:basedOn w:val="Normal"/>
+    <w:link w:val="FooterChar"/>
+    <w:uiPriority w:val="99"/>
+    <w:unhideWhenUsed/>
+    <w:rsid w:val="0012213C"/>
+    <w:pPr>
+      <w:tabs>
+        <w:tab w:val="center" w:pos="4680"/>
+        <w:tab w:val="right" w:pos="9360"/>
+      </w:tabs>
+      <w:spacing w:after="0" w:line="240" w:lineRule="auto"/>
+    </w:pPr>
+  </w:style>
+  <w:style w:type="character" w:customStyle="1" w:styleId="FooterChar">
+    <w:name w:val="Footer Char"/>
+    <w:basedOn w:val="DefaultParagraphFont"/>
+    <w:link w:val="Footer"/>
+    <w:uiPriority w:val="99"/>
+    <w:rsid w:val="0012213C"/>
   </w:style>
 </w:styles>
 </file>
@@ -1140,6 +2590,50 @@
       <w:sz w:val="16"/>
       <w:szCs w:val="16"/>
     </w:rPr>
+  </w:style>
+  <w:style w:type="paragraph" w:styleId="Header">
+    <w:name w:val="header"/>
+    <w:basedOn w:val="Normal"/>
+    <w:link w:val="HeaderChar"/>
+    <w:uiPriority w:val="99"/>
+    <w:unhideWhenUsed/>
+    <w:rsid w:val="0012213C"/>
+    <w:pPr>
+      <w:tabs>
+        <w:tab w:val="center" w:pos="4680"/>
+        <w:tab w:val="right" w:pos="9360"/>
+      </w:tabs>
+      <w:spacing w:after="0" w:line="240" w:lineRule="auto"/>
+    </w:pPr>
+  </w:style>
+  <w:style w:type="character" w:customStyle="1" w:styleId="HeaderChar">
+    <w:name w:val="Header Char"/>
+    <w:basedOn w:val="DefaultParagraphFont"/>
+    <w:link w:val="Header"/>
+    <w:uiPriority w:val="99"/>
+    <w:rsid w:val="0012213C"/>
+  </w:style>
+  <w:style w:type="paragraph" w:styleId="Footer">
+    <w:name w:val="footer"/>
+    <w:basedOn w:val="Normal"/>
+    <w:link w:val="FooterChar"/>
+    <w:uiPriority w:val="99"/>
+    <w:unhideWhenUsed/>
+    <w:rsid w:val="0012213C"/>
+    <w:pPr>
+      <w:tabs>
+        <w:tab w:val="center" w:pos="4680"/>
+        <w:tab w:val="right" w:pos="9360"/>
+      </w:tabs>
+      <w:spacing w:after="0" w:line="240" w:lineRule="auto"/>
+    </w:pPr>
+  </w:style>
+  <w:style w:type="character" w:customStyle="1" w:styleId="FooterChar">
+    <w:name w:val="Footer Char"/>
+    <w:basedOn w:val="DefaultParagraphFont"/>
+    <w:link w:val="Footer"/>
+    <w:uiPriority w:val="99"/>
+    <w:rsid w:val="0012213C"/>
   </w:style>
 </w:styles>
 </file>
